--- a/Word/Module 1/DOCX/Realises/07_Realise_Atelier_final_Compte_rendu.docx
+++ b/Word/Module 1/DOCX/Realises/07_Realise_Atelier_final_Compte_rendu.docx
@@ -5,29 +5,124 @@
     <w:p>
       <w:pPr>
         <w:pStyle w:val="Title"/>
+        <w:spacing w:after="160" w:before="0"/>
+        <w:jc w:val="center"/>
       </w:pPr>
       <w:r>
-        <w:t>Compte rendu de réunion - Suivi d'équipe</w:t>
+        <w:rPr>
+          <w:rFonts w:ascii="Calibri" w:hAnsi="Calibri" w:eastAsia="Calibri"/>
+          <w:sz w:val="22"/>
+        </w:rPr>
+        <w:t>Compte rendu de réunion</w:t>
+      </w:r>
+    </w:p>
+    <w:p>
+      <w:pPr>
+        <w:pStyle w:val="Subtitle"/>
+        <w:spacing w:after="160" w:before="0"/>
+        <w:jc w:val="center"/>
+      </w:pPr>
+      <w:r>
+        <w:rPr>
+          <w:rFonts w:ascii="Calibri" w:hAnsi="Calibri" w:eastAsia="Calibri"/>
+          <w:sz w:val="22"/>
+        </w:rPr>
+        <w:t>Suivi d'équipe — Service Formation CHC</w:t>
+      </w:r>
+    </w:p>
+    <w:p>
+      <w:pPr>
+        <w:spacing w:after="160" w:before="0"/>
+        <w:jc w:val="center"/>
+      </w:pPr>
+      <w:r>
+        <w:rPr>
+          <w:rFonts w:ascii="Calibri" w:hAnsi="Calibri" w:eastAsia="Calibri"/>
+          <w:sz w:val="22"/>
+        </w:rPr>
+        <w:t>Date : 23 septembre 2026</w:t>
+      </w:r>
+    </w:p>
+    <w:p>
+      <w:pPr>
+        <w:spacing w:after="160" w:before="0"/>
+        <w:jc w:val="center"/>
+      </w:pPr>
+      <w:r>
+        <w:rPr>
+          <w:rFonts w:ascii="Calibri" w:hAnsi="Calibri" w:eastAsia="Calibri"/>
+          <w:sz w:val="22"/>
+        </w:rPr>
+        <w:t>Participants : responsable, référents, service IT</w:t>
+      </w:r>
+    </w:p>
+    <w:p>
+      <w:pPr>
+        <w:spacing w:after="160"/>
+        <w:jc w:val="left"/>
+      </w:pPr>
+      <w:r>
+        <w:drawing>
+          <wp:inline xmlns:a="http://schemas.openxmlformats.org/drawingml/2006/main" xmlns:pic="http://schemas.openxmlformats.org/drawingml/2006/picture">
+            <wp:extent cx="1080000" cy="462857"/>
+            <wp:docPr id="1" name="Picture 1"/>
+            <wp:cNvGraphicFramePr>
+              <a:graphicFrameLocks noChangeAspect="1"/>
+            </wp:cNvGraphicFramePr>
+            <a:graphic>
+              <a:graphicData uri="http://schemas.openxmlformats.org/drawingml/2006/picture">
+                <pic:pic>
+                  <pic:nvPicPr>
+                    <pic:cNvPr id="0" name="chc_logo.png"/>
+                    <pic:cNvPicPr/>
+                  </pic:nvPicPr>
+                  <pic:blipFill>
+                    <a:blip r:embed="rId9"/>
+                    <a:stretch>
+                      <a:fillRect/>
+                    </a:stretch>
+                  </pic:blipFill>
+                  <pic:spPr>
+                    <a:xfrm>
+                      <a:off x="0" y="0"/>
+                      <a:ext cx="1080000" cy="462857"/>
+                    </a:xfrm>
+                    <a:prstGeom prst="rect"/>
+                  </pic:spPr>
+                </pic:pic>
+              </a:graphicData>
+            </a:graphic>
+          </wp:inline>
+        </w:drawing>
       </w:r>
     </w:p>
     <w:p>
       <w:r>
-        <w:t>Date : à compléter</w:t>
+        <w:br w:type="page"/>
       </w:r>
     </w:p>
     <w:p>
+      <w:pPr>
+        <w:pStyle w:val="Heading1"/>
+        <w:spacing w:after="160" w:before="0"/>
+      </w:pPr>
       <w:r>
-        <w:t>Participants : à compléter</w:t>
+        <w:rPr>
+          <w:rFonts w:ascii="Calibri" w:hAnsi="Calibri" w:eastAsia="Calibri"/>
+          <w:sz w:val="22"/>
+        </w:rPr>
+        <w:t>Table des matières</w:t>
       </w:r>
     </w:p>
     <w:p>
+      <w:pPr>
+        <w:spacing w:after="240"/>
+      </w:pPr>
       <w:r>
         <w:fldChar w:fldCharType="begin"/>
         <w:instrText xml:space="preserve"> TOC \o "1-3" \h \z \u </w:instrText>
         <w:fldChar w:fldCharType="separate"/>
-      </w:r>
-      <w:r>
-        <w:t>Table des matieres automatique - cliquez puis F9 pour la mettre a jour.</w:t>
+        <w:t xml:space="preserve">Mettez le champ à jour (F9) pour afficher toute la table des matières.</w:t>
         <w:fldChar w:fldCharType="end"/>
       </w:r>
     </w:p>
@@ -39,22 +134,266 @@
     <w:p>
       <w:pPr>
         <w:pStyle w:val="Heading1"/>
+        <w:spacing w:after="120" w:before="240"/>
       </w:pPr>
       <w:r>
+        <w:rPr>
+          <w:rFonts w:ascii="Calibri" w:hAnsi="Calibri" w:eastAsia="Calibri"/>
+          <w:sz w:val="22"/>
+        </w:rPr>
         <w:t>Objectif de la réunion</w:t>
       </w:r>
     </w:p>
     <w:p>
+      <w:pPr>
+        <w:pStyle w:val="Heading2"/>
+        <w:spacing w:after="80" w:before="160"/>
+      </w:pPr>
       <w:r>
-        <w:t>Faire le point sur les actions en cours et identifier les décisions à prendre.</w:t>
+        <w:rPr>
+          <w:rFonts w:ascii="Calibri" w:hAnsi="Calibri" w:eastAsia="Calibri"/>
+          <w:sz w:val="22"/>
+        </w:rPr>
+        <w:t>Contexte</w:t>
+      </w:r>
+    </w:p>
+    <w:p>
+      <w:pPr>
+        <w:spacing w:after="160" w:before="0"/>
+      </w:pPr>
+      <w:r>
+        <w:rPr>
+          <w:rFonts w:ascii="Calibri" w:hAnsi="Calibri" w:eastAsia="Calibri"/>
+          <w:sz w:val="22"/>
+        </w:rPr>
+        <w:t>La réunion vise à faire le point sur l'accueil des nouveaux collaborateurs et à valider les documents de formation Word. Le service Formation souhaite un compte rendu lisible, structuré et prêt à diffuser sans explication orale.</w:t>
+      </w:r>
+    </w:p>
+    <w:p>
+      <w:pPr>
+        <w:pStyle w:val="Heading2"/>
+        <w:spacing w:after="80" w:before="160"/>
+      </w:pPr>
+      <w:r>
+        <w:rPr>
+          <w:rFonts w:ascii="Calibri" w:hAnsi="Calibri" w:eastAsia="Calibri"/>
+          <w:sz w:val="22"/>
+        </w:rPr>
+        <w:t>Périmètre</w:t>
+      </w:r>
+    </w:p>
+    <w:p>
+      <w:pPr>
+        <w:spacing w:after="160" w:before="0"/>
+      </w:pPr>
+      <w:r>
+        <w:rPr>
+          <w:rFonts w:ascii="Calibri" w:hAnsi="Calibri" w:eastAsia="Calibri"/>
+          <w:sz w:val="22"/>
+        </w:rPr>
+        <w:t>Les échanges portent sur la procédure d'accueil, le calendrier des sessions et les supports à mettre à jour. Les sujets hors périmètre sont reportés au prochain comité.</w:t>
       </w:r>
     </w:p>
     <w:p>
       <w:pPr>
         <w:pStyle w:val="Heading1"/>
+        <w:spacing w:after="120" w:before="240"/>
       </w:pPr>
       <w:r>
+        <w:rPr>
+          <w:rFonts w:ascii="Calibri" w:hAnsi="Calibri" w:eastAsia="Calibri"/>
+          <w:sz w:val="22"/>
+        </w:rPr>
         <w:t>Décisions prises</w:t>
+      </w:r>
+    </w:p>
+    <w:p>
+      <w:pPr>
+        <w:pStyle w:val="Heading2"/>
+        <w:spacing w:after="80" w:before="160"/>
+      </w:pPr>
+      <w:r>
+        <w:rPr>
+          <w:rFonts w:ascii="Calibri" w:hAnsi="Calibri" w:eastAsia="Calibri"/>
+          <w:sz w:val="22"/>
+        </w:rPr>
+        <w:t>Documents de référence</w:t>
+      </w:r>
+    </w:p>
+    <w:p>
+      <w:pPr>
+        <w:spacing w:after="160" w:before="0"/>
+      </w:pPr>
+      <w:r>
+        <w:rPr>
+          <w:rFonts w:ascii="Calibri" w:hAnsi="Calibri" w:eastAsia="Calibri"/>
+          <w:sz w:val="22"/>
+        </w:rPr>
+        <w:t>Le groupe valide le modèle de procédure d'accueil et demande sa diffusion aux référents. Les titres doivent rester gérés par les styles Titre 1 et Titre 2.</w:t>
+      </w:r>
+    </w:p>
+    <w:p>
+      <w:pPr>
+        <w:pStyle w:val="Heading2"/>
+        <w:spacing w:after="80" w:before="160"/>
+      </w:pPr>
+      <w:r>
+        <w:rPr>
+          <w:rFonts w:ascii="Calibri" w:hAnsi="Calibri" w:eastAsia="Calibri"/>
+          <w:sz w:val="22"/>
+        </w:rPr>
+        <w:t>Organisation des sessions</w:t>
+      </w:r>
+    </w:p>
+    <w:p>
+      <w:pPr>
+        <w:spacing w:after="160" w:before="0"/>
+      </w:pPr>
+      <w:r>
+        <w:rPr>
+          <w:rFonts w:ascii="Calibri" w:hAnsi="Calibri" w:eastAsia="Calibri"/>
+          <w:sz w:val="22"/>
+        </w:rPr>
+        <w:t>Les sessions Word Module 1 restent le mardi matin. Une session de rattrapage est prévue pour les absents justifiés. Le service Formation confirme les salles.</w:t>
+      </w:r>
+    </w:p>
+    <w:p>
+      <w:pPr>
+        <w:pStyle w:val="Heading1"/>
+        <w:spacing w:after="120" w:before="240"/>
+      </w:pPr>
+      <w:r>
+        <w:rPr>
+          <w:rFonts w:ascii="Calibri" w:hAnsi="Calibri" w:eastAsia="Calibri"/>
+          <w:sz w:val="22"/>
+        </w:rPr>
+        <w:t>Actions à suivre</w:t>
+      </w:r>
+    </w:p>
+    <w:p>
+      <w:pPr>
+        <w:pStyle w:val="Heading2"/>
+        <w:spacing w:after="80" w:before="160"/>
+      </w:pPr>
+      <w:r>
+        <w:rPr>
+          <w:rFonts w:ascii="Calibri" w:hAnsi="Calibri" w:eastAsia="Calibri"/>
+          <w:sz w:val="22"/>
+        </w:rPr>
+        <w:t>Suivi immédiat</w:t>
+      </w:r>
+    </w:p>
+    <w:p>
+      <w:pPr>
+        <w:spacing w:after="160" w:before="0"/>
+      </w:pPr>
+      <w:r>
+        <w:rPr>
+          <w:rFonts w:ascii="Calibri" w:hAnsi="Calibri" w:eastAsia="Calibri"/>
+          <w:sz w:val="22"/>
+        </w:rPr>
+        <w:t>Chaque action ci-dessous a un responsable et une échéance. Le tableau sera relu avant envoi du compte rendu.</w:t>
+      </w:r>
+    </w:p>
+    <w:p>
+      <w:pPr>
+        <w:pStyle w:val="Heading2"/>
+        <w:spacing w:after="80" w:before="160"/>
+      </w:pPr>
+      <w:r>
+        <w:rPr>
+          <w:rFonts w:ascii="Calibri" w:hAnsi="Calibri" w:eastAsia="Calibri"/>
+          <w:sz w:val="22"/>
+        </w:rPr>
+        <w:t>Préparation du prochain point</w:t>
+      </w:r>
+    </w:p>
+    <w:p>
+      <w:pPr>
+        <w:spacing w:after="160" w:before="0"/>
+      </w:pPr>
+      <w:r>
+        <w:rPr>
+          <w:rFonts w:ascii="Calibri" w:hAnsi="Calibri" w:eastAsia="Calibri"/>
+          <w:sz w:val="22"/>
+        </w:rPr>
+        <w:t>Le prochain point d'avancement reprendra les actions ouvertes et les documents modifiés. Un rappel sera envoyé 48 heures avant la réunion.</w:t>
+      </w:r>
+    </w:p>
+    <w:p>
+      <w:pPr>
+        <w:pStyle w:val="Heading1"/>
+        <w:spacing w:after="120" w:before="240"/>
+      </w:pPr>
+      <w:r>
+        <w:rPr>
+          <w:rFonts w:ascii="Calibri" w:hAnsi="Calibri" w:eastAsia="Calibri"/>
+          <w:sz w:val="22"/>
+        </w:rPr>
+        <w:t>Commentaires et validation</w:t>
+      </w:r>
+    </w:p>
+    <w:p>
+      <w:pPr>
+        <w:pStyle w:val="Heading2"/>
+        <w:spacing w:after="80" w:before="160"/>
+      </w:pPr>
+      <w:r>
+        <w:rPr>
+          <w:rFonts w:ascii="Calibri" w:hAnsi="Calibri" w:eastAsia="Calibri"/>
+          <w:sz w:val="22"/>
+        </w:rPr>
+        <w:t>Relecture</w:t>
+      </w:r>
+    </w:p>
+    <w:p>
+      <w:pPr>
+        <w:spacing w:after="160" w:before="0"/>
+      </w:pPr>
+      <w:r>
+        <w:rPr>
+          <w:rFonts w:ascii="Calibri" w:hAnsi="Calibri" w:eastAsia="Calibri"/>
+          <w:sz w:val="22"/>
+        </w:rPr>
+        <w:t>Le texte a été relu : orthographe corrigée, phrases clarifiées, vocabulaire homogène. Aucune mention personnelle n'apparaît dans le document diffusé.</w:t>
+      </w:r>
+    </w:p>
+    <w:p>
+      <w:pPr>
+        <w:pStyle w:val="Heading2"/>
+        <w:spacing w:after="80" w:before="160"/>
+      </w:pPr>
+      <w:r>
+        <w:rPr>
+          <w:rFonts w:ascii="Calibri" w:hAnsi="Calibri" w:eastAsia="Calibri"/>
+          <w:sz w:val="22"/>
+        </w:rPr>
+        <w:t>Diffusion</w:t>
+      </w:r>
+    </w:p>
+    <w:p>
+      <w:pPr>
+        <w:spacing w:after="160" w:before="0"/>
+      </w:pPr>
+      <w:r>
+        <w:rPr>
+          <w:rFonts w:ascii="Calibri" w:hAnsi="Calibri" w:eastAsia="Calibri"/>
+          <w:sz w:val="22"/>
+        </w:rPr>
+        <w:t>Après mise à jour de la table des matières et aperçu avant impression, le compte rendu est envoyé aux participants et déposé dans le dossier partagé du service.</w:t>
+      </w:r>
+    </w:p>
+    <w:p>
+      <w:pPr>
+        <w:pStyle w:val="Heading2"/>
+        <w:spacing w:after="160" w:before="200"/>
+      </w:pPr>
+      <w:r>
+        <w:rPr>
+          <w:rFonts w:ascii="Calibri" w:hAnsi="Calibri" w:eastAsia="Calibri"/>
+          <w:sz w:val="22"/>
+        </w:rPr>
+        <w:t>Tableau des décisions</w:t>
       </w:r>
     </w:p>
     <w:tbl>
@@ -62,39 +401,62 @@
         <w:tblStyle w:val="TableGrid"/>
         <w:tblW w:type="auto" w:w="0"/>
         <w:tblLook w:firstColumn="1" w:firstRow="1" w:lastColumn="0" w:lastRow="0" w:noHBand="0" w:noVBand="1" w:val="04A0"/>
+        <w:tblBorders>
+          <w:top w:val="single" w:sz="8" w:space="0" w:color="2B579A"/>
+          <w:left w:val="single" w:sz="8" w:space="0" w:color="2B579A"/>
+          <w:bottom w:val="single" w:sz="8" w:space="0" w:color="2B579A"/>
+          <w:right w:val="single" w:sz="8" w:space="0" w:color="2B579A"/>
+          <w:insideH w:val="single" w:sz="8" w:space="0" w:color="2B579A"/>
+          <w:insideV w:val="single" w:sz="8" w:space="0" w:color="2B579A"/>
+        </w:tblBorders>
       </w:tblPr>
       <w:tblGrid>
-        <w:gridCol w:w="2880"/>
-        <w:gridCol w:w="2880"/>
-        <w:gridCol w:w="2880"/>
+        <w:gridCol w:w="3024"/>
+        <w:gridCol w:w="3024"/>
+        <w:gridCol w:w="3024"/>
       </w:tblGrid>
       <w:tr>
         <w:tc>
           <w:tcPr>
-            <w:tcW w:type="dxa" w:w="2880"/>
+            <w:tcW w:type="dxa" w:w="3024"/>
+            <w:shd w:fill="DDEBF7" w:val="clear"/>
           </w:tcPr>
           <w:p>
             <w:r>
+              <w:rPr>
+                <w:b/>
+                <w:color w:val="2B579A"/>
+              </w:rPr>
               <w:t>Décision</w:t>
             </w:r>
           </w:p>
         </w:tc>
         <w:tc>
           <w:tcPr>
-            <w:tcW w:type="dxa" w:w="2880"/>
+            <w:tcW w:type="dxa" w:w="3024"/>
+            <w:shd w:fill="DDEBF7" w:val="clear"/>
           </w:tcPr>
           <w:p>
             <w:r>
+              <w:rPr>
+                <w:b/>
+                <w:color w:val="2B579A"/>
+              </w:rPr>
               <w:t>Responsable</w:t>
             </w:r>
           </w:p>
         </w:tc>
         <w:tc>
           <w:tcPr>
-            <w:tcW w:type="dxa" w:w="2880"/>
+            <w:tcW w:type="dxa" w:w="3024"/>
+            <w:shd w:fill="DDEBF7" w:val="clear"/>
           </w:tcPr>
           <w:p>
             <w:r>
+              <w:rPr>
+                <w:b/>
+                <w:color w:val="2B579A"/>
+              </w:rPr>
               <w:t>Échéance</w:t>
             </w:r>
           </w:p>
@@ -103,7 +465,7 @@
       <w:tr>
         <w:tc>
           <w:tcPr>
-            <w:tcW w:type="dxa" w:w="2880"/>
+            <w:tcW w:type="dxa" w:w="3024"/>
           </w:tcPr>
           <w:p>
             <w:r>
@@ -113,7 +475,7 @@
         </w:tc>
         <w:tc>
           <w:tcPr>
-            <w:tcW w:type="dxa" w:w="2880"/>
+            <w:tcW w:type="dxa" w:w="3024"/>
           </w:tcPr>
           <w:p>
             <w:r>
@@ -123,7 +485,7 @@
         </w:tc>
         <w:tc>
           <w:tcPr>
-            <w:tcW w:type="dxa" w:w="2880"/>
+            <w:tcW w:type="dxa" w:w="3024"/>
           </w:tcPr>
           <w:p>
             <w:r>
@@ -135,7 +497,7 @@
       <w:tr>
         <w:tc>
           <w:tcPr>
-            <w:tcW w:type="dxa" w:w="2880"/>
+            <w:tcW w:type="dxa" w:w="3024"/>
           </w:tcPr>
           <w:p>
             <w:r>
@@ -145,7 +507,7 @@
         </w:tc>
         <w:tc>
           <w:tcPr>
-            <w:tcW w:type="dxa" w:w="2880"/>
+            <w:tcW w:type="dxa" w:w="3024"/>
           </w:tcPr>
           <w:p>
             <w:r>
@@ -155,7 +517,7 @@
         </w:tc>
         <w:tc>
           <w:tcPr>
-            <w:tcW w:type="dxa" w:w="2880"/>
+            <w:tcW w:type="dxa" w:w="3024"/>
           </w:tcPr>
           <w:p>
             <w:r>
@@ -167,7 +529,7 @@
       <w:tr>
         <w:tc>
           <w:tcPr>
-            <w:tcW w:type="dxa" w:w="2880"/>
+            <w:tcW w:type="dxa" w:w="3024"/>
           </w:tcPr>
           <w:p>
             <w:r>
@@ -177,7 +539,7 @@
         </w:tc>
         <w:tc>
           <w:tcPr>
-            <w:tcW w:type="dxa" w:w="2880"/>
+            <w:tcW w:type="dxa" w:w="3024"/>
           </w:tcPr>
           <w:p>
             <w:r>
@@ -187,7 +549,7 @@
         </w:tc>
         <w:tc>
           <w:tcPr>
-            <w:tcW w:type="dxa" w:w="2880"/>
+            <w:tcW w:type="dxa" w:w="3024"/>
           </w:tcPr>
           <w:p>
             <w:r>
@@ -199,10 +561,15 @@
     </w:tbl>
     <w:p>
       <w:pPr>
-        <w:pStyle w:val="Heading1"/>
+        <w:pStyle w:val="Heading2"/>
+        <w:spacing w:after="160" w:before="280"/>
       </w:pPr>
       <w:r>
-        <w:t>Actions à suivre</w:t>
+        <w:rPr>
+          <w:rFonts w:ascii="Calibri" w:hAnsi="Calibri" w:eastAsia="Calibri"/>
+          <w:sz w:val="22"/>
+        </w:rPr>
+        <w:t>Prochaines étapes</w:t>
       </w:r>
     </w:p>
     <w:p>
@@ -229,24 +596,11 @@
         <w:t>Préparer le prochain point d'avancement.</w:t>
       </w:r>
     </w:p>
-    <w:p>
-      <w:pPr>
-        <w:pStyle w:val="Heading1"/>
-      </w:pPr>
-      <w:r>
-        <w:t>Commentaires et validation</w:t>
-      </w:r>
-    </w:p>
-    <w:p>
-      <w:r>
-        <w:t>Ajouter les remarques avant diffusion finale, puis prévisualiser avant impression.</w:t>
-      </w:r>
-    </w:p>
     <w:sectPr>
-      <w:headerReference w:type="default" r:id="rId9"/>
-      <w:footerReference w:type="default" r:id="rId10"/>
-      <w:pgSz w:w="12240" w:h="15840"/>
-      <w:pgMar w:top="1440" w:right="1800" w:bottom="1440" w:left="1800" w:header="720" w:footer="720" w:gutter="0"/>
+      <w:headerReference w:type="default" r:id="rId10"/>
+      <w:footerReference w:type="default" r:id="rId11"/>
+      <w:pgSz w:w="11906" w:h="16838"/>
+      <w:pgMar w:top="1134" w:right="1417" w:bottom="1134" w:left="1417" w:header="720" w:footer="720" w:gutter="0"/>
       <w:cols w:space="720"/>
       <w:titlePg/>
       <w:docGrid w:linePitch="360"/>
@@ -260,13 +614,21 @@
   <w:p>
     <w:pPr>
       <w:pStyle w:val="Footer"/>
-    </w:pPr>
+      <w:jc w:val="right"/>
+    </w:pPr>
+    <w:r/>
     <w:r>
+      <w:rPr>
+        <w:rFonts w:ascii="Calibri" w:hAnsi="Calibri" w:eastAsia="Calibri"/>
+        <w:sz w:val="20"/>
+      </w:rPr>
       <w:t xml:space="preserve">Page </w:t>
     </w:r>
     <w:r>
       <w:fldChar w:fldCharType="begin"/>
       <w:instrText xml:space="preserve"> PAGE </w:instrText>
+      <w:fldChar w:fldCharType="separate"/>
+      <w:t>1</w:t>
       <w:fldChar w:fldCharType="end"/>
     </w:r>
   </w:p>
@@ -279,7 +641,14 @@
     <w:pPr>
       <w:pStyle w:val="Header"/>
     </w:pPr>
+    <w:r/>
     <w:r>
+      <w:rPr>
+        <w:rFonts w:ascii="Calibri" w:hAnsi="Calibri" w:eastAsia="Calibri"/>
+        <w:i/>
+        <w:color w:val="2B579A"/>
+        <w:sz w:val="20"/>
+      </w:rPr>
       <w:t>Compte rendu de réunion</w:t>
     </w:r>
   </w:p>
